--- a/research/TRD-EHR/paper1-trd-prediction/parts/supplement/26-s12-additional-model-diagnostics-and-encoder-est.docx
+++ b/research/TRD-EHR/paper1-trd-prediction/parts/supplement/26-s12-additional-model-diagnostics-and-encoder-est.docx
@@ -533,7 +533,7 @@
         <w:pStyle w:val="FirstParagraph"/>
       </w:pPr>
       <w:r>
-        <w:t xml:space="preserve">In the primary encoder, psychiatric-history permutation reduced AUC by 0.024–0.028 across classifiers; all paired CIs excluded zero. Medication burden reduced AUC by 0.003–0.027, with CIs excluding zero for 3 classifiers. Prior treatment reduced embedded logistic-regression AUC by 0.019 and the other models by 0.000–0.011, with CIs excluding zero for logistic regression and XGBoost. Among the remaining concepts, only the XGBoost contraindication contrast excluded zero (−0.005; 95% CI −0.008 to −0.001). Main-text Table 3 gives point differences; Figure S15 gives each model’s absolute AUC.</w:t>
+        <w:t xml:space="preserve">In the primary encoder, psychiatric-history permutation reduced AUC by 0.024 (95% CI 0.010–0.036) to 0.028 (95% CI 0.017–0.039) across classifiers; all paired CIs excluded zero. Medication burden reduced AUC by 0.003 (95% CI −0.004 to 0.011) to 0.027 (95% CI 0.018–0.037), with CIs excluding zero for 3 classifiers. Prior treatment reduced embedded logistic-regression AUC by 0.019 (95% CI 0.011–0.027) and the other models by 0.000 (95% CI −0.009 to 0.008) to 0.011 (95% CI 0.003–0.020), with CIs excluding zero for logistic regression and XGBoost. Among the remaining concepts, only the XGBoost contraindication contrast excluded zero (−0.005; 95% CI −0.008 to −0.001). Main-text Table 3 gives every difference with its paired CI; Figure S15 gives each model’s absolute AUC.</w:t>
       </w:r>
     </w:p>
     <w:p>
@@ -596,7 +596,7 @@
         <w:pStyle w:val="BodyText"/>
       </w:pPr>
       <w:r>
-        <w:t xml:space="preserve">Embedded logistic regression had the highest AUC for every encoder. Across encoders, psychiatric-history permutation reduced its AUC by 0.027–0.030 and medication-burden permutation by 0.022–0.034, with all paired CIs excluding zero. Medication burden exceeded psychiatric history in bge-en-icl (−0.034 versus −0.027); psychiatric history had the larger effect in the other 3 encoders. The ordering applies to these tested concepts and does not establish unique or causal contributions.</w:t>
+        <w:t xml:space="preserve">Embedded logistic regression had the highest AUC for every encoder. Across encoders, psychiatric-history permutation reduced its AUC by 0.027 (95% CI 0.017–0.036) to 0.030 (95% CI 0.019–0.041) and medication-burden permutation by 0.022 (95% CI 0.013–0.032) to 0.034 (95% CI 0.023–0.044), with all paired CIs excluding zero. Medication burden exceeded psychiatric history in bge-en-icl (−0.034, 95% CI −0.044 to −0.023, versus −0.027, 95% CI −0.036 to −0.017); psychiatric history had the larger effect in the other 3 encoders. The ordering applies to these tested concepts and does not establish unique or causal contributions.</w:t>
       </w:r>
     </w:p>
     <w:p>

--- a/research/TRD-EHR/paper1-trd-prediction/parts/supplement/26-s12-additional-model-diagnostics-and-encoder-est.docx
+++ b/research/TRD-EHR/paper1-trd-prediction/parts/supplement/26-s12-additional-model-diagnostics-and-encoder-est.docx
@@ -2,7 +2,7 @@
 <file path=word/document.xml><?xml version="1.0" encoding="utf-8"?>
 <w:document xmlns:w="http://schemas.openxmlformats.org/wordprocessingml/2006/main" xmlns:m="http://schemas.openxmlformats.org/officeDocument/2006/math" xmlns:r="http://schemas.openxmlformats.org/officeDocument/2006/relationships" xmlns:o="urn:schemas-microsoft-com:office:office" xmlns:v="urn:schemas-microsoft-com:vml" xmlns:w10="urn:schemas-microsoft-com:office:word" xmlns:a="http://schemas.openxmlformats.org/drawingml/2006/main" xmlns:pic="http://schemas.openxmlformats.org/drawingml/2006/picture" xmlns:wp="http://schemas.openxmlformats.org/drawingml/2006/wordprocessingDrawing">
   <w:body>
-    <w:bookmarkStart w:id="32" w:name="X3b319a28540a2eebde7c4dc81a578fb022a8db8"/>
+    <w:bookmarkStart w:id="39" w:name="_3b319a28540a2eebde7c4dc81a578fb022a8db8"/>
     <w:p>
       <w:pPr>
         <w:pStyle w:val="Heading1"/>
@@ -11,13 +11,13 @@
         <w:t xml:space="preserve">S12 Additional Model Diagnostics and Encoder Estimates</w:t>
       </w:r>
     </w:p>
-    <w:bookmarkStart w:id="24" w:name="X00e30ecfb038ab3091c351365833ec0b278f913"/>
+    <w:bookmarkStart w:id="21" w:name="_5b8a779de4102ca75eefec1c07ca7681b858af1"/>
     <w:p>
       <w:pPr>
         <w:pStyle w:val="Heading2"/>
       </w:pPr>
       <w:r>
-        <w:t xml:space="preserve">S12 1 Primary ROC Curves and Descriptive Operating Points</w:t>
+        <w:t xml:space="preserve">S12.1 Primary ROC Curves and Descriptive Operating Points</w:t>
       </w:r>
     </w:p>
     <w:p>
@@ -25,7 +25,7 @@
         <w:pStyle w:val="FirstParagraph"/>
       </w:pPr>
       <w:r>
-        <w:t xml:space="preserve">The primary ROC curves are shown in Figure S12. At test-selected Youden J thresholds of 0.165 and 0.173, embedded logistic regression and feature-vector XGBoost had sensitivity 0.65 and 0.62 and specificity 0.58 and 0.61. They identified 964 and 917 of 1,491 positive patients, with 2,932 and 2,768 false positives, respectively (Figure S13). These thresholds were chosen and evaluated in the same test patients; the estimates are optimistic descriptions and are not deployment thresholds.</w:t>
+        <w:t xml:space="preserve">The primary ROC curves are shown in Figure S12. At test-selected Youden J thresholds of 0.165 and 0.173, embedded logistic regression and feature-vector XGBoost had sensitivity 0.647 (95% CI 0.623–0.670) and 0.615 (95% CI 0.591–0.638) and specificity 0.583 (95% CI 0.570–0.594) and 0.606 (95% CI 0.594–0.618). Their F1 scores were 0.36 (95% CI 0.34–0.37) and 0.35 (95% CI 0.34–0.37), positive likelihood ratios 1.55 (95% CI 1.48–1.62) and 1.56 (95% CI 1.48–1.63), and negative likelihood ratios 0.61 (95% CI 0.56–0.65) and 0.64 (95% CI 0.60–0.68). They identified 964 and 917 of 1,491 positive patients, missing 527 and 574, with 2,932 and 2,768 false positives and 4,093 and 4,257 true negatives among 7,025 negative patients, respectively (Figure S13). These thresholds were chosen and evaluated in the same test patients; the estimates are optimistic descriptions and are not deployment thresholds.</w:t>
       </w:r>
     </w:p>
     <w:p>
@@ -45,18 +45,18 @@
           <wp:inline>
             <wp:extent cx="5303520" cy="2863900"/>
             <wp:effectExtent b="0" l="0" r="0" t="0"/>
-            <wp:docPr descr="" title="" id="1" name="Picture"/>
+            <wp:docPr descr="" title="" id="10" name="Picture"/>
             <a:graphic>
               <a:graphicData uri="http://schemas.openxmlformats.org/drawingml/2006/picture">
                 <pic:pic>
                   <pic:nvPicPr>
-                    <pic:cNvPr descr="../results/Qwen-Qwen3-Embedding-8B/google_medgemma-27b-text-it/roc_curves/roc_curve_logistic_regression_EMBEDDED.png" id="0" name="Picture"/>
+                    <pic:cNvPr descr="/Users/mikeyferguson/Developer/Atlas/.claude/worktrees/wf_ac3faf7c-0a3-1/research/TRD-EHR/exports/results/Qwen-Qwen3-Embedding-8B/google_medgemma-27b-text-it/roc_curves/roc_curve_logistic_regression_EMBEDDED.png" id="11" name="Picture"/>
                     <pic:cNvPicPr>
                       <a:picLocks noChangeArrowheads="1" noChangeAspect="1"/>
                     </pic:cNvPicPr>
                   </pic:nvPicPr>
                   <pic:blipFill>
-                    <a:blip r:embed="rId20"/>
+                    <a:blip r:embed="rId9"/>
                     <a:stretch>
                       <a:fillRect/>
                     </a:stretch>
@@ -100,18 +100,18 @@
           <wp:inline>
             <wp:extent cx="5303520" cy="2863900"/>
             <wp:effectExtent b="0" l="0" r="0" t="0"/>
-            <wp:docPr descr="" title="" id="1" name="Picture"/>
+            <wp:docPr descr="" title="" id="13" name="Picture"/>
             <a:graphic>
               <a:graphicData uri="http://schemas.openxmlformats.org/drawingml/2006/picture">
                 <pic:pic>
                   <pic:nvPicPr>
-                    <pic:cNvPr descr="../results/Qwen-Qwen3-Embedding-8B/google_medgemma-27b-text-it/roc_curves/roc_curve_xgboost_FEATURE.png" id="0" name="Picture"/>
+                    <pic:cNvPr descr="/Users/mikeyferguson/Developer/Atlas/.claude/worktrees/wf_ac3faf7c-0a3-1/research/TRD-EHR/exports/results/Qwen-Qwen3-Embedding-8B/google_medgemma-27b-text-it/roc_curves/roc_curve_xgboost_FEATURE.png" id="14" name="Picture"/>
                     <pic:cNvPicPr>
                       <a:picLocks noChangeArrowheads="1" noChangeAspect="1"/>
                     </pic:cNvPicPr>
                   </pic:nvPicPr>
                   <pic:blipFill>
-                    <a:blip r:embed="rId21"/>
+                    <a:blip r:embed="rId12"/>
                     <a:stretch>
                       <a:fillRect/>
                     </a:stretch>
@@ -163,18 +163,18 @@
           <wp:inline>
             <wp:extent cx="5303520" cy="2863900"/>
             <wp:effectExtent b="0" l="0" r="0" t="0"/>
-            <wp:docPr descr="" title="" id="1" name="Picture"/>
+            <wp:docPr descr="" title="" id="16" name="Picture"/>
             <a:graphic>
               <a:graphicData uri="http://schemas.openxmlformats.org/drawingml/2006/picture">
                 <pic:pic>
                   <pic:nvPicPr>
-                    <pic:cNvPr descr="../results/Qwen-Qwen3-Embedding-8B/google_medgemma-27b-text-it/confusion_matrices/confusion_matrix_logistic_regression_EMBEDDED.png" id="0" name="Picture"/>
+                    <pic:cNvPr descr="/Users/mikeyferguson/Developer/Atlas/.claude/worktrees/wf_ac3faf7c-0a3-1/research/TRD-EHR/exports/results/Qwen-Qwen3-Embedding-8B/google_medgemma-27b-text-it/confusion_matrices/confusion_matrix_logistic_regression_EMBEDDED.png" id="17" name="Picture"/>
                     <pic:cNvPicPr>
                       <a:picLocks noChangeArrowheads="1" noChangeAspect="1"/>
                     </pic:cNvPicPr>
                   </pic:nvPicPr>
                   <pic:blipFill>
-                    <a:blip r:embed="rId22"/>
+                    <a:blip r:embed="rId15"/>
                     <a:stretch>
                       <a:fillRect/>
                     </a:stretch>
@@ -218,18 +218,18 @@
           <wp:inline>
             <wp:extent cx="5303520" cy="2863900"/>
             <wp:effectExtent b="0" l="0" r="0" t="0"/>
-            <wp:docPr descr="" title="" id="1" name="Picture"/>
+            <wp:docPr descr="" title="" id="19" name="Picture"/>
             <a:graphic>
               <a:graphicData uri="http://schemas.openxmlformats.org/drawingml/2006/picture">
                 <pic:pic>
                   <pic:nvPicPr>
-                    <pic:cNvPr descr="../results/Qwen-Qwen3-Embedding-8B/google_medgemma-27b-text-it/confusion_matrices/confusion_matrix_xgboost_FEATURE.png" id="0" name="Picture"/>
+                    <pic:cNvPr descr="/Users/mikeyferguson/Developer/Atlas/.claude/worktrees/wf_ac3faf7c-0a3-1/research/TRD-EHR/exports/results/Qwen-Qwen3-Embedding-8B/google_medgemma-27b-text-it/confusion_matrices/confusion_matrix_xgboost_FEATURE.png" id="20" name="Picture"/>
                     <pic:cNvPicPr>
                       <a:picLocks noChangeArrowheads="1" noChangeAspect="1"/>
                     </pic:cNvPicPr>
                   </pic:nvPicPr>
                   <pic:blipFill>
-                    <a:blip r:embed="rId23"/>
+                    <a:blip r:embed="rId18"/>
                     <a:stretch>
                       <a:fillRect/>
                     </a:stretch>
@@ -264,14 +264,14 @@
         <w:t xml:space="preserve">Figure S13. Confusion matrices at test-selected Youden J thresholds for embedded logistic regression (A) and feature-vector XGBoost (B). TRD refers to the treatment-switching proxy.</w:t>
       </w:r>
     </w:p>
-    <w:bookmarkEnd w:id="24"/>
-    <w:bookmarkStart w:id="29" w:name="s12-2-structured-feature-importance"/>
+    <w:bookmarkEnd w:id="21"/>
+    <w:bookmarkStart w:id="34" w:name="_5a6a39393feced4ecfd88c612f38c214cb95258"/>
     <w:p>
       <w:pPr>
         <w:pStyle w:val="Heading2"/>
       </w:pPr>
       <w:r>
-        <w:t xml:space="preserve">S12 2 Structured Feature Importance</w:t>
+        <w:t xml:space="preserve">S12.2 Structured Feature Importance</w:t>
       </w:r>
     </w:p>
     <w:p>
@@ -299,12 +299,67 @@
           <wp:inline>
             <wp:extent cx="5212080" cy="3179368"/>
             <wp:effectExtent b="0" l="0" r="0" t="0"/>
-            <wp:docPr descr="" title="" id="1" name="Picture"/>
+            <wp:docPr descr="" title="" id="23" name="Picture"/>
             <a:graphic>
               <a:graphicData uri="http://schemas.openxmlformats.org/drawingml/2006/picture">
                 <pic:pic>
                   <pic:nvPicPr>
-                    <pic:cNvPr descr="../results/Qwen-Qwen3-Embedding-8B/google_medgemma-27b-text-it/feature_importance/feature_importance_logistic_regression.png" id="0" name="Picture"/>
+                    <pic:cNvPr descr="/Users/mikeyferguson/Developer/Atlas/.claude/worktrees/wf_ac3faf7c-0a3-1/research/TRD-EHR/exports/results/Qwen-Qwen3-Embedding-8B/google_medgemma-27b-text-it/feature_importance/feature_importance_logistic_regression.png" id="24" name="Picture"/>
+                    <pic:cNvPicPr>
+                      <a:picLocks noChangeArrowheads="1" noChangeAspect="1"/>
+                    </pic:cNvPicPr>
+                  </pic:nvPicPr>
+                  <pic:blipFill>
+                    <a:blip r:embed="rId22"/>
+                    <a:stretch>
+                      <a:fillRect/>
+                    </a:stretch>
+                  </pic:blipFill>
+                  <pic:spPr bwMode="auto">
+                    <a:xfrm>
+                      <a:off x="0" y="0"/>
+                      <a:ext cx="5212080" cy="3179368"/>
+                    </a:xfrm>
+                    <a:prstGeom prst="rect">
+                      <a:avLst/>
+                    </a:prstGeom>
+                    <a:noFill/>
+                    <a:ln w="9525">
+                      <a:noFill/>
+                      <a:headEnd/>
+                      <a:tailEnd/>
+                    </a:ln>
+                  </pic:spPr>
+                </pic:pic>
+              </a:graphicData>
+            </a:graphic>
+          </wp:inline>
+        </w:drawing>
+      </w:r>
+    </w:p>
+    <w:p>
+      <w:pPr>
+        <w:pStyle w:val="BodyText"/>
+      </w:pPr>
+      <w:r>
+        <w:t xml:space="preserve">B Random forest</w:t>
+      </w:r>
+    </w:p>
+    <w:p>
+      <w:pPr>
+        <w:pStyle w:val="BodyText"/>
+      </w:pPr>
+      <w:r>
+        <w:drawing>
+          <wp:inline>
+            <wp:extent cx="5212080" cy="3179368"/>
+            <wp:effectExtent b="0" l="0" r="0" t="0"/>
+            <wp:docPr descr="" title="" id="26" name="Picture"/>
+            <a:graphic>
+              <a:graphicData uri="http://schemas.openxmlformats.org/drawingml/2006/picture">
+                <pic:pic>
+                  <pic:nvPicPr>
+                    <pic:cNvPr descr="/Users/mikeyferguson/Developer/Atlas/.claude/worktrees/wf_ac3faf7c-0a3-1/research/TRD-EHR/exports/results/Qwen-Qwen3-Embedding-8B/google_medgemma-27b-text-it/feature_importance/feature_importance_random_forest.png" id="27" name="Picture"/>
                     <pic:cNvPicPr>
                       <a:picLocks noChangeArrowheads="1" noChangeAspect="1"/>
                     </pic:cNvPicPr>
@@ -342,7 +397,7 @@
         <w:pStyle w:val="BodyText"/>
       </w:pPr>
       <w:r>
-        <w:t xml:space="preserve">B Random forest</w:t>
+        <w:t xml:space="preserve">C Gradient boosting</w:t>
       </w:r>
     </w:p>
     <w:p>
@@ -354,130 +409,12 @@
           <wp:inline>
             <wp:extent cx="5212080" cy="3179368"/>
             <wp:effectExtent b="0" l="0" r="0" t="0"/>
-            <wp:docPr descr="" title="" id="1" name="Picture"/>
+            <wp:docPr descr="" title="" id="29" name="Picture"/>
             <a:graphic>
               <a:graphicData uri="http://schemas.openxmlformats.org/drawingml/2006/picture">
                 <pic:pic>
                   <pic:nvPicPr>
-                    <pic:cNvPr descr="../results/Qwen-Qwen3-Embedding-8B/google_medgemma-27b-text-it/feature_importance/feature_importance_random_forest.png" id="0" name="Picture"/>
-                    <pic:cNvPicPr>
-                      <a:picLocks noChangeArrowheads="1" noChangeAspect="1"/>
-                    </pic:cNvPicPr>
-                  </pic:nvPicPr>
-                  <pic:blipFill>
-                    <a:blip r:embed="rId26"/>
-                    <a:stretch>
-                      <a:fillRect/>
-                    </a:stretch>
-                  </pic:blipFill>
-                  <pic:spPr bwMode="auto">
-                    <a:xfrm>
-                      <a:off x="0" y="0"/>
-                      <a:ext cx="5212080" cy="3179368"/>
-                    </a:xfrm>
-                    <a:prstGeom prst="rect">
-                      <a:avLst/>
-                    </a:prstGeom>
-                    <a:noFill/>
-                    <a:ln w="9525">
-                      <a:noFill/>
-                      <a:headEnd/>
-                      <a:tailEnd/>
-                    </a:ln>
-                  </pic:spPr>
-                </pic:pic>
-              </a:graphicData>
-            </a:graphic>
-          </wp:inline>
-        </w:drawing>
-      </w:r>
-    </w:p>
-    <w:p>
-      <w:pPr>
-        <w:pStyle w:val="BodyText"/>
-      </w:pPr>
-      <w:r>
-        <w:t xml:space="preserve">Figure S14. Continued on the next page.</w:t>
-      </w:r>
-    </w:p>
-    <w:p>
-      <w:pPr>
-        <w:pStyle w:val="BodyText"/>
-      </w:pPr>
-      <w:r>
-        <w:t xml:space="preserve">C Gradient boosting</w:t>
-      </w:r>
-    </w:p>
-    <w:p>
-      <w:pPr>
-        <w:pStyle w:val="BodyText"/>
-      </w:pPr>
-      <w:r>
-        <w:drawing>
-          <wp:inline>
-            <wp:extent cx="5212080" cy="3179368"/>
-            <wp:effectExtent b="0" l="0" r="0" t="0"/>
-            <wp:docPr descr="" title="" id="1" name="Picture"/>
-            <a:graphic>
-              <a:graphicData uri="http://schemas.openxmlformats.org/drawingml/2006/picture">
-                <pic:pic>
-                  <pic:nvPicPr>
-                    <pic:cNvPr descr="../results/Qwen-Qwen3-Embedding-8B/google_medgemma-27b-text-it/feature_importance/feature_importance_gradient_boosting.png" id="0" name="Picture"/>
-                    <pic:cNvPicPr>
-                      <a:picLocks noChangeArrowheads="1" noChangeAspect="1"/>
-                    </pic:cNvPicPr>
-                  </pic:nvPicPr>
-                  <pic:blipFill>
-                    <a:blip r:embed="rId27"/>
-                    <a:stretch>
-                      <a:fillRect/>
-                    </a:stretch>
-                  </pic:blipFill>
-                  <pic:spPr bwMode="auto">
-                    <a:xfrm>
-                      <a:off x="0" y="0"/>
-                      <a:ext cx="5212080" cy="3179368"/>
-                    </a:xfrm>
-                    <a:prstGeom prst="rect">
-                      <a:avLst/>
-                    </a:prstGeom>
-                    <a:noFill/>
-                    <a:ln w="9525">
-                      <a:noFill/>
-                      <a:headEnd/>
-                      <a:tailEnd/>
-                    </a:ln>
-                  </pic:spPr>
-                </pic:pic>
-              </a:graphicData>
-            </a:graphic>
-          </wp:inline>
-        </w:drawing>
-      </w:r>
-    </w:p>
-    <w:p>
-      <w:pPr>
-        <w:pStyle w:val="BodyText"/>
-      </w:pPr>
-      <w:r>
-        <w:t xml:space="preserve">D XGBoost</w:t>
-      </w:r>
-    </w:p>
-    <w:p>
-      <w:pPr>
-        <w:pStyle w:val="BodyText"/>
-      </w:pPr>
-      <w:r>
-        <w:drawing>
-          <wp:inline>
-            <wp:extent cx="5212080" cy="3179368"/>
-            <wp:effectExtent b="0" l="0" r="0" t="0"/>
-            <wp:docPr descr="" title="" id="1" name="Picture"/>
-            <a:graphic>
-              <a:graphicData uri="http://schemas.openxmlformats.org/drawingml/2006/picture">
-                <pic:pic>
-                  <pic:nvPicPr>
-                    <pic:cNvPr descr="../results/Qwen-Qwen3-Embedding-8B/google_medgemma-27b-text-it/feature_importance/feature_importance_xgboost.png" id="0" name="Picture"/>
+                    <pic:cNvPr descr="/Users/mikeyferguson/Developer/Atlas/.claude/worktrees/wf_ac3faf7c-0a3-1/research/TRD-EHR/exports/results/Qwen-Qwen3-Embedding-8B/google_medgemma-27b-text-it/feature_importance/feature_importance_gradient_boosting.png" id="30" name="Picture"/>
                     <pic:cNvPicPr>
                       <a:picLocks noChangeArrowheads="1" noChangeAspect="1"/>
                     </pic:cNvPicPr>
@@ -515,25 +452,7 @@
         <w:pStyle w:val="BodyText"/>
       </w:pPr>
       <w:r>
-        <w:t xml:space="preserve">Figure S14. Structured feature importance for logistic regression (A), random forest (B), gradient boosting (C), and XGBoost (D). Logistic-regression bars show signed coefficients. Tree bars show native importance; colors reflect univariate associations, not conditional model effects or causal directions.</w:t>
-      </w:r>
-    </w:p>
-    <w:bookmarkEnd w:id="29"/>
-    <w:bookmarkStart w:id="31" w:name="X5343ccf87f9e5b60c8211f4797e1b4998f32523"/>
-    <w:p>
-      <w:pPr>
-        <w:pStyle w:val="Heading2"/>
-      </w:pPr>
-      <w:r>
-        <w:t xml:space="preserve">S12 3 Concept Permutation and Encoder Comparison</w:t>
-      </w:r>
-    </w:p>
-    <w:p>
-      <w:pPr>
-        <w:pStyle w:val="FirstParagraph"/>
-      </w:pPr>
-      <w:r>
-        <w:t xml:space="preserve">In the primary encoder, psychiatric-history permutation reduced AUC by 0.024 (95% CI 0.010–0.036) to 0.028 (95% CI 0.017–0.039) across classifiers; all paired CIs excluded zero. Medication burden reduced AUC by 0.003 (95% CI −0.004 to 0.011) to 0.027 (95% CI 0.018–0.037), with CIs excluding zero for 3 classifiers. Prior treatment reduced embedded logistic-regression AUC by 0.019 (95% CI 0.011–0.027) and the other models by 0.000 (95% CI −0.009 to 0.008) to 0.011 (95% CI 0.003–0.020), with CIs excluding zero for logistic regression and XGBoost. Among the remaining concepts, only the XGBoost contraindication contrast excluded zero (−0.005; 95% CI −0.008 to −0.001). Main-text Table 3 gives every difference with its paired CI; Figure S15 gives each model’s absolute AUC.</w:t>
+        <w:t xml:space="preserve">D XGBoost</w:t>
       </w:r>
     </w:p>
     <w:p>
@@ -543,20 +462,93 @@
       <w:r>
         <w:drawing>
           <wp:inline>
-            <wp:extent cx="5486400" cy="4059936"/>
+            <wp:extent cx="5212080" cy="3179368"/>
             <wp:effectExtent b="0" l="0" r="0" t="0"/>
-            <wp:docPr descr="" title="" id="1" name="Picture"/>
+            <wp:docPr descr="" title="" id="32" name="Picture"/>
             <a:graphic>
               <a:graphicData uri="http://schemas.openxmlformats.org/drawingml/2006/picture">
                 <pic:pic>
                   <pic:nvPicPr>
-                    <pic:cNvPr descr="../results/Qwen-Qwen3-Embedding-8B/google_medgemma-27b-text-it/ablation_roc_ci_EMBEDDED.png" id="0" name="Picture"/>
+                    <pic:cNvPr descr="/Users/mikeyferguson/Developer/Atlas/.claude/worktrees/wf_ac3faf7c-0a3-1/research/TRD-EHR/exports/results/Qwen-Qwen3-Embedding-8B/google_medgemma-27b-text-it/feature_importance/feature_importance_xgboost.png" id="33" name="Picture"/>
                     <pic:cNvPicPr>
                       <a:picLocks noChangeArrowheads="1" noChangeAspect="1"/>
                     </pic:cNvPicPr>
                   </pic:nvPicPr>
                   <pic:blipFill>
-                    <a:blip r:embed="rId30"/>
+                    <a:blip r:embed="rId31"/>
+                    <a:stretch>
+                      <a:fillRect/>
+                    </a:stretch>
+                  </pic:blipFill>
+                  <pic:spPr bwMode="auto">
+                    <a:xfrm>
+                      <a:off x="0" y="0"/>
+                      <a:ext cx="5212080" cy="3179368"/>
+                    </a:xfrm>
+                    <a:prstGeom prst="rect">
+                      <a:avLst/>
+                    </a:prstGeom>
+                    <a:noFill/>
+                    <a:ln w="9525">
+                      <a:noFill/>
+                      <a:headEnd/>
+                      <a:tailEnd/>
+                    </a:ln>
+                  </pic:spPr>
+                </pic:pic>
+              </a:graphicData>
+            </a:graphic>
+          </wp:inline>
+        </w:drawing>
+      </w:r>
+    </w:p>
+    <w:p>
+      <w:pPr>
+        <w:pStyle w:val="BodyText"/>
+      </w:pPr>
+      <w:r>
+        <w:t xml:space="preserve">Figure S14. Structured feature importance for logistic regression (A), random forest (B), gradient boosting (C), and XGBoost (D). Logistic-regression bars show coefficient magnitude, with color giving the coefficient’s sign. Tree bars show native importance; colors reflect univariate associations, not conditional model effects or causal directions.</w:t>
+      </w:r>
+    </w:p>
+    <w:bookmarkEnd w:id="34"/>
+    <w:bookmarkStart w:id="38" w:name="_9c90e6317a1eb1fb56099f7747be04e13f0dc6a"/>
+    <w:p>
+      <w:pPr>
+        <w:pStyle w:val="Heading2"/>
+      </w:pPr>
+      <w:r>
+        <w:t xml:space="preserve">S12.3 Concept Permutation and Encoder Comparison</w:t>
+      </w:r>
+    </w:p>
+    <w:p>
+      <w:pPr>
+        <w:pStyle w:val="FirstParagraph"/>
+      </w:pPr>
+      <w:r>
+        <w:t xml:space="preserve">In the primary encoder, psychiatric-history permutation reduced AUC by 0.024 (95% CI 0.010–0.036) to 0.028 (95% CI 0.017–0.039) across classifiers; all paired CIs excluded zero. Medication burden reduced AUC by 0.003 (95% CI −0.004 to 0.011) to 0.027 (95% CI 0.018–0.037), with CIs excluding zero for 3 classifiers. Prior treatment reduced embedded logistic-regression AUC by 0.019 (95% CI 0.011–0.027) and the other models by 0.000 (95% CI −0.009 to 0.008) to 0.011 (95% CI 0.003–0.020), with CIs excluding zero for logistic regression and XGBoost. Among the remaining concepts, only the XGBoost contraindication contrast excluded zero (−0.005; 95% CI −0.008 to −0.001). Main-text Table 3 gives every difference with its paired CI; Figure S15 gives each model’s absolute AUC.</w:t>
+      </w:r>
+    </w:p>
+    <w:p>
+      <w:pPr>
+        <w:pStyle w:val="BodyText"/>
+      </w:pPr>
+      <w:r>
+        <w:drawing>
+          <wp:inline>
+            <wp:extent cx="5486400" cy="4059936"/>
+            <wp:effectExtent b="0" l="0" r="0" t="0"/>
+            <wp:docPr descr="" title="" id="36" name="Picture"/>
+            <a:graphic>
+              <a:graphicData uri="http://schemas.openxmlformats.org/drawingml/2006/picture">
+                <pic:pic>
+                  <pic:nvPicPr>
+                    <pic:cNvPr descr="/Users/mikeyferguson/Developer/Atlas/.claude/worktrees/wf_ac3faf7c-0a3-1/research/TRD-EHR/exports/results/Qwen-Qwen3-Embedding-8B/google_medgemma-27b-text-it/ablation_roc_ci_EMBEDDED.png" id="37" name="Picture"/>
+                    <pic:cNvPicPr>
+                      <a:picLocks noChangeArrowheads="1" noChangeAspect="1"/>
+                    </pic:cNvPicPr>
+                  </pic:nvPicPr>
+                  <pic:blipFill>
+                    <a:blip r:embed="rId35"/>
                     <a:stretch>
                       <a:fillRect/>
                     </a:stretch>
@@ -610,12 +602,21 @@
     <w:tbl>
       <w:tblPr>
         <w:tblStyle w:val="Table"/>
-        <w:tblW w:type="pct" w:w="0.0"/>
+        <w:tblW w:type="auto" w:w="0"/>
         <w:tblLook w:firstRow="1" w:lastRow="0" w:firstColumn="0" w:lastColumn="0" w:noHBand="0" w:noVBand="0" w:val="0020"/>
       </w:tblPr>
-      <w:tblGrid/>
+      <w:tblGrid>
+        <w:gridCol w:w="1980"/>
+        <w:gridCol w:w="1980"/>
+        <w:gridCol w:w="1980"/>
+        <w:gridCol w:w="1980"/>
+      </w:tblGrid>
       <w:tr>
+        <w:trPr>
+          <w:tblHeader w:val="on"/>
+        </w:trPr>
         <w:tc>
+          <w:tcPr/>
           <w:p>
             <w:pPr>
               <w:pStyle w:val="Compact"/>
@@ -623,14 +624,15 @@
             </w:pPr>
             <w:r>
               <w:rPr>
+                <w:b/>
                 <w:bCs/>
-                <w:b/>
               </w:rPr>
               <w:t xml:space="preserve">Encoder</w:t>
             </w:r>
           </w:p>
         </w:tc>
         <w:tc>
+          <w:tcPr/>
           <w:p>
             <w:pPr>
               <w:pStyle w:val="Compact"/>
@@ -638,14 +640,15 @@
             </w:pPr>
             <w:r>
               <w:rPr>
+                <w:b/>
                 <w:bCs/>
-                <w:b/>
               </w:rPr>
               <w:t xml:space="preserve">Dimensions</w:t>
             </w:r>
           </w:p>
         </w:tc>
         <w:tc>
+          <w:tcPr/>
           <w:p>
             <w:pPr>
               <w:pStyle w:val="Compact"/>
@@ -653,14 +656,15 @@
             </w:pPr>
             <w:r>
               <w:rPr>
+                <w:b/>
                 <w:bCs/>
-                <w:b/>
               </w:rPr>
               <w:t xml:space="preserve">EPV</w:t>
             </w:r>
           </w:p>
         </w:tc>
         <w:tc>
+          <w:tcPr/>
           <w:p>
             <w:pPr>
               <w:pStyle w:val="Compact"/>
@@ -668,8 +672,8 @@
             </w:pPr>
             <w:r>
               <w:rPr>
+                <w:b/>
                 <w:bCs/>
-                <w:b/>
               </w:rPr>
               <w:t xml:space="preserve">ROC AUC (95% CI)</w:t>
             </w:r>
@@ -678,6 +682,7 @@
       </w:tr>
       <w:tr>
         <w:tc>
+          <w:tcPr/>
           <w:p>
             <w:pPr>
               <w:pStyle w:val="Compact"/>
@@ -689,6 +694,7 @@
           </w:p>
         </w:tc>
         <w:tc>
+          <w:tcPr/>
           <w:p>
             <w:pPr>
               <w:pStyle w:val="Compact"/>
@@ -700,6 +706,7 @@
           </w:p>
         </w:tc>
         <w:tc>
+          <w:tcPr/>
           <w:p>
             <w:pPr>
               <w:pStyle w:val="Compact"/>
@@ -711,6 +718,7 @@
           </w:p>
         </w:tc>
         <w:tc>
+          <w:tcPr/>
           <w:p>
             <w:pPr>
               <w:pStyle w:val="Compact"/>
@@ -724,6 +732,7 @@
       </w:tr>
       <w:tr>
         <w:tc>
+          <w:tcPr/>
           <w:p>
             <w:pPr>
               <w:pStyle w:val="Compact"/>
@@ -735,6 +744,7 @@
           </w:p>
         </w:tc>
         <w:tc>
+          <w:tcPr/>
           <w:p>
             <w:pPr>
               <w:pStyle w:val="Compact"/>
@@ -746,6 +756,7 @@
           </w:p>
         </w:tc>
         <w:tc>
+          <w:tcPr/>
           <w:p>
             <w:pPr>
               <w:pStyle w:val="Compact"/>
@@ -757,6 +768,7 @@
           </w:p>
         </w:tc>
         <w:tc>
+          <w:tcPr/>
           <w:p>
             <w:pPr>
               <w:pStyle w:val="Compact"/>
@@ -770,6 +782,7 @@
       </w:tr>
       <w:tr>
         <w:tc>
+          <w:tcPr/>
           <w:p>
             <w:pPr>
               <w:pStyle w:val="Compact"/>
@@ -781,6 +794,7 @@
           </w:p>
         </w:tc>
         <w:tc>
+          <w:tcPr/>
           <w:p>
             <w:pPr>
               <w:pStyle w:val="Compact"/>
@@ -792,6 +806,7 @@
           </w:p>
         </w:tc>
         <w:tc>
+          <w:tcPr/>
           <w:p>
             <w:pPr>
               <w:pStyle w:val="Compact"/>
@@ -803,6 +818,7 @@
           </w:p>
         </w:tc>
         <w:tc>
+          <w:tcPr/>
           <w:p>
             <w:pPr>
               <w:pStyle w:val="Compact"/>
@@ -816,6 +832,7 @@
       </w:tr>
       <w:tr>
         <w:tc>
+          <w:tcPr/>
           <w:p>
             <w:pPr>
               <w:pStyle w:val="Compact"/>
@@ -827,6 +844,7 @@
           </w:p>
         </w:tc>
         <w:tc>
+          <w:tcPr/>
           <w:p>
             <w:pPr>
               <w:pStyle w:val="Compact"/>
@@ -838,6 +856,7 @@
           </w:p>
         </w:tc>
         <w:tc>
+          <w:tcPr/>
           <w:p>
             <w:pPr>
               <w:pStyle w:val="Compact"/>
@@ -849,6 +868,7 @@
           </w:p>
         </w:tc>
         <w:tc>
+          <w:tcPr/>
           <w:p>
             <w:pPr>
               <w:pStyle w:val="Compact"/>
@@ -861,8 +881,8 @@
         </w:tc>
       </w:tr>
     </w:tbl>
-    <w:bookmarkEnd w:id="31"/>
-    <w:bookmarkEnd w:id="32"/>
+    <w:bookmarkEnd w:id="38"/>
+    <w:bookmarkEnd w:id="39"/>
     <w:sectPr>
       <w:pgSz w:h="15840" w:w="12240"/>
       <w:pgMar w:bottom="1440" w:footer="708" w:gutter="0" w:header="708" w:left="1800" w:right="1800" w:top="1440"/>
@@ -1074,14 +1094,14 @@
     </w:lvl>
   </w:abstractNum>
   <w:abstractNum w:abstractNumId="990">
-    <w:nsid w:val="2c1ae401"/>
+    <w:nsid w:val="0000A990"/>
     <w:multiLevelType w:val="multilevel"/>
     <w:lvl w:ilvl="0">
       <w:numFmt w:val="bullet"/>
       <w:lvlText w:val=" "/>
       <w:lvlJc w:val="left"/>
       <w:pPr>
-        <w:ind w:left="720" w:hanging="480"/>
+        <w:ind w:left="720" w:hanging="360"/>
       </w:pPr>
     </w:lvl>
     <w:lvl w:ilvl="1">
@@ -1089,7 +1109,7 @@
       <w:lvlText w:val=" "/>
       <w:lvlJc w:val="left"/>
       <w:pPr>
-        <w:ind w:left="1440" w:hanging="480"/>
+        <w:ind w:left="1440" w:hanging="360"/>
       </w:pPr>
     </w:lvl>
     <w:lvl w:ilvl="2">
@@ -1097,7 +1117,7 @@
       <w:lvlText w:val=" "/>
       <w:lvlJc w:val="left"/>
       <w:pPr>
-        <w:ind w:left="2160" w:hanging="480"/>
+        <w:ind w:left="2160" w:hanging="360"/>
       </w:pPr>
     </w:lvl>
     <w:lvl w:ilvl="3">
@@ -1105,7 +1125,7 @@
       <w:lvlText w:val=" "/>
       <w:lvlJc w:val="left"/>
       <w:pPr>
-        <w:ind w:left="2880" w:hanging="480"/>
+        <w:ind w:left="2880" w:hanging="360"/>
       </w:pPr>
     </w:lvl>
     <w:lvl w:ilvl="4">
@@ -1113,7 +1133,7 @@
       <w:lvlText w:val=" "/>
       <w:lvlJc w:val="left"/>
       <w:pPr>
-        <w:ind w:left="3600" w:hanging="480"/>
+        <w:ind w:left="3600" w:hanging="360"/>
       </w:pPr>
     </w:lvl>
     <w:lvl w:ilvl="5">
@@ -1121,7 +1141,7 @@
       <w:lvlText w:val=" "/>
       <w:lvlJc w:val="left"/>
       <w:pPr>
-        <w:ind w:left="4320" w:hanging="480"/>
+        <w:ind w:left="4320" w:hanging="360"/>
       </w:pPr>
     </w:lvl>
     <w:lvl w:ilvl="6">
@@ -1129,7 +1149,7 @@
       <w:lvlText w:val=" "/>
       <w:lvlJc w:val="left"/>
       <w:pPr>
-        <w:ind w:left="5040" w:hanging="480"/>
+        <w:ind w:left="5040" w:hanging="360"/>
       </w:pPr>
     </w:lvl>
     <w:lvl w:ilvl="7">
@@ -1137,7 +1157,7 @@
       <w:lvlText w:val=" "/>
       <w:lvlJc w:val="left"/>
       <w:pPr>
-        <w:ind w:left="5760" w:hanging="480"/>
+        <w:ind w:left="5760" w:hanging="360"/>
       </w:pPr>
     </w:lvl>
     <w:lvl w:ilvl="8">
@@ -1145,7 +1165,7 @@
       <w:lvlText w:val=" "/>
       <w:lvlJc w:val="left"/>
       <w:pPr>
-        <w:ind w:left="6480" w:hanging="480"/>
+        <w:ind w:left="6480" w:hanging="360"/>
       </w:pPr>
     </w:lvl>
   </w:abstractNum>
@@ -1896,8 +1916,8 @@
     <w:name w:val="KeywordTok"/>
     <w:basedOn w:val="VerbatimChar"/>
     <w:rPr>
+      <w:b/>
       <w:color w:val="007020"/>
-      <w:b/>
     </w:rPr>
   </w:style>
   <w:style w:type="character" w:customStyle="1" w:styleId="DataTypeTok">
@@ -1973,40 +1993,43 @@
   <w:style w:type="character" w:customStyle="1" w:styleId="ImportTok">
     <w:name w:val="ImportTok"/>
     <w:basedOn w:val="VerbatimChar"/>
-    <w:rPr/>
+    <w:rPr>
+      <w:b/>
+      <w:color w:val="008000"/>
+    </w:rPr>
   </w:style>
   <w:style w:type="character" w:customStyle="1" w:styleId="CommentTok">
     <w:name w:val="CommentTok"/>
     <w:basedOn w:val="VerbatimChar"/>
     <w:rPr>
+      <w:i/>
       <w:color w:val="60a0b0"/>
-      <w:i/>
     </w:rPr>
   </w:style>
   <w:style w:type="character" w:customStyle="1" w:styleId="DocumentationTok">
     <w:name w:val="DocumentationTok"/>
     <w:basedOn w:val="VerbatimChar"/>
     <w:rPr>
+      <w:i/>
       <w:color w:val="ba2121"/>
-      <w:i/>
     </w:rPr>
   </w:style>
   <w:style w:type="character" w:customStyle="1" w:styleId="AnnotationTok">
     <w:name w:val="AnnotationTok"/>
     <w:basedOn w:val="VerbatimChar"/>
     <w:rPr>
-      <w:color w:val="60a0b0"/>
       <w:b/>
       <w:i/>
+      <w:color w:val="60a0b0"/>
     </w:rPr>
   </w:style>
   <w:style w:type="character" w:customStyle="1" w:styleId="CommentVarTok">
     <w:name w:val="CommentVarTok"/>
     <w:basedOn w:val="VerbatimChar"/>
     <w:rPr>
-      <w:color w:val="60a0b0"/>
       <w:b/>
       <w:i/>
+      <w:color w:val="60a0b0"/>
     </w:rPr>
   </w:style>
   <w:style w:type="character" w:customStyle="1" w:styleId="OtherTok">
@@ -2034,8 +2057,8 @@
     <w:name w:val="ControlFlowTok"/>
     <w:basedOn w:val="VerbatimChar"/>
     <w:rPr>
+      <w:b/>
       <w:color w:val="007020"/>
-      <w:b/>
     </w:rPr>
   </w:style>
   <w:style w:type="character" w:customStyle="1" w:styleId="OperatorTok">
@@ -2048,7 +2071,9 @@
   <w:style w:type="character" w:customStyle="1" w:styleId="BuiltInTok">
     <w:name w:val="BuiltInTok"/>
     <w:basedOn w:val="VerbatimChar"/>
-    <w:rPr/>
+    <w:rPr>
+      <w:color w:val="008000"/>
+    </w:rPr>
   </w:style>
   <w:style w:type="character" w:customStyle="1" w:styleId="ExtensionTok">
     <w:name w:val="ExtensionTok"/>
@@ -2078,34 +2103,34 @@
     <w:name w:val="InformationTok"/>
     <w:basedOn w:val="VerbatimChar"/>
     <w:rPr>
-      <w:color w:val="60a0b0"/>
       <w:b/>
       <w:i/>
+      <w:color w:val="60a0b0"/>
     </w:rPr>
   </w:style>
   <w:style w:type="character" w:customStyle="1" w:styleId="WarningTok">
     <w:name w:val="WarningTok"/>
     <w:basedOn w:val="VerbatimChar"/>
     <w:rPr>
-      <w:color w:val="60a0b0"/>
       <w:b/>
       <w:i/>
+      <w:color w:val="60a0b0"/>
     </w:rPr>
   </w:style>
   <w:style w:type="character" w:customStyle="1" w:styleId="AlertTok">
     <w:name w:val="AlertTok"/>
     <w:basedOn w:val="VerbatimChar"/>
     <w:rPr>
+      <w:b/>
       <w:color w:val="ff0000"/>
-      <w:b/>
     </w:rPr>
   </w:style>
   <w:style w:type="character" w:customStyle="1" w:styleId="ErrorTok">
     <w:name w:val="ErrorTok"/>
     <w:basedOn w:val="VerbatimChar"/>
     <w:rPr>
+      <w:b/>
       <w:color w:val="ff0000"/>
-      <w:b/>
     </w:rPr>
   </w:style>
   <w:style w:type="character" w:customStyle="1" w:styleId="NormalTok">
